--- a/docs/15_중고등부_수련회_규모별_준비.docx
+++ b/docs/15_중고등부_수련회_규모별_준비.docx
@@ -11,7 +11,7 @@
         <w:rPr>
           <w:b w:val="0"/>
         </w:rPr>
-        <w:t>(교회명) 중고등부 여름 수련회 준비 가이드</w:t>
+        <w:t>(교회명) 중고등부 여름수련회 규모별 준비 비교표</w:t>
       </w:r>
     </w:p>
     <w:p>
@@ -22,15 +22,7 @@
         <w:rPr>
           <w:b w:val="0"/>
         </w:rPr>
-        <w:t>1. 개요 및 목적</w:t>
-      </w:r>
-    </w:p>
-    <w:p>
-      <w:r>
-        <w:rPr>
-          <w:b w:val="0"/>
-        </w:rPr>
-        <w:t>본 문서는 (교회명) 중고등부 여름 수련회를 준비하는 평신도 리더 및 교사들을 위한 가이드라인입니다. 본 교단의 예배 전통과 신앙 교육의 목표를 바탕으로, 각 교회의 규모에 맞춘 효율적인 수련회 운영안을 제시합니다.</w:t>
+        <w:t>개요</w:t>
       </w:r>
     </w:p>
     <w:p>
@@ -39,15 +31,9 @@
       </w:pPr>
       <w:r>
         <w:rPr>
-          <w:b/>
-        </w:rPr>
-        <w:t>주제 선정:</w:t>
-      </w:r>
-      <w:r>
-        <w:rPr>
           <w:b w:val="0"/>
         </w:rPr>
-        <w:t xml:space="preserve"> (주제 성구: ________ )</w:t>
+        <w:t>주제 : 규모에 맞게 준비하는 중고등부 여름수련회</w:t>
       </w:r>
     </w:p>
     <w:p>
@@ -56,15 +42,9 @@
       </w:pPr>
       <w:r>
         <w:rPr>
-          <w:b/>
-        </w:rPr>
-        <w:t>준비 위원장:</w:t>
-      </w:r>
-      <w:r>
-        <w:rPr>
           <w:b w:val="0"/>
         </w:rPr>
-        <w:t xml:space="preserve"> ________</w:t>
+        <w:t>주제 말씀 : ________</w:t>
       </w:r>
     </w:p>
     <w:p>
@@ -73,15 +53,53 @@
       </w:pPr>
       <w:r>
         <w:rPr>
-          <w:b/>
+          <w:b w:val="0"/>
         </w:rPr>
-        <w:t>수련회 기간:</w:t>
+        <w:t>목적 : 학생 수와 교회 여건에 맞는 수련회 준비 및 안전한 운영</w:t>
       </w:r>
+    </w:p>
+    <w:p>
+      <w:pPr>
+        <w:pStyle w:val="ListBullet"/>
+      </w:pPr>
       <w:r>
         <w:rPr>
           <w:b w:val="0"/>
         </w:rPr>
-        <w:t xml:space="preserve"> ________ ~ ________</w:t>
+        <w:t>장소 : ________</w:t>
+      </w:r>
+    </w:p>
+    <w:p>
+      <w:pPr>
+        <w:pStyle w:val="ListBullet"/>
+      </w:pPr>
+      <w:r>
+        <w:rPr>
+          <w:b w:val="0"/>
+        </w:rPr>
+        <w:t>일시 : ________</w:t>
+      </w:r>
+    </w:p>
+    <w:p>
+      <w:pPr>
+        <w:pStyle w:val="ListBullet"/>
+      </w:pPr>
+      <w:r>
+        <w:rPr>
+          <w:b w:val="0"/>
+        </w:rPr>
+        <w:t>담당 : ________</w:t>
+      </w:r>
+    </w:p>
+    <w:p>
+      <w:pPr>
+        <w:pStyle w:val="ListBullet"/>
+      </w:pPr>
+      <w:r>
+        <w:rPr>
+          <w:b w:val="0"/>
+        </w:rPr>
+        <w:t>대상 : 중고등부 학생 및 교사(예상 인원 ________명: 학생 ________, 교사 ________)</w:t>
       </w:r>
     </w:p>
     <w:p>
@@ -92,7 +110,27 @@
         <w:rPr>
           <w:b w:val="0"/>
         </w:rPr>
-        <w:t>2. 규모별 수련회 운영 비교</w:t>
+        <w:t>규모별 준비 방식 비교</w:t>
+      </w:r>
+    </w:p>
+    <w:p>
+      <w:r>
+        <w:rPr>
+          <w:b w:val="0"/>
+        </w:rPr>
+        <w:t xml:space="preserve">※ 규모는 학생 수 기준이며, 경계 인원인 20명·60명은 교사 수와 장소 여건에 따라 유형을 선택한다. 예산은 </w:t>
+      </w:r>
+      <w:r>
+        <w:rPr>
+          <w:b/>
+        </w:rPr>
+        <w:t>1박 2일, 학생·교사 전체 참가자 기준의 편성 예시</w:t>
+      </w:r>
+      <w:r>
+        <w:rPr>
+          <w:b w:val="0"/>
+        </w:rPr>
+        <w:t>이며 실제 견적은 별도 확인한다.</w:t>
       </w:r>
     </w:p>
     <w:tbl>
@@ -130,7 +168,7 @@
               <w:rPr>
                 <w:b/>
               </w:rPr>
-              <w:t>20명 이하 (소규모)</w:t>
+              <w:t>20명 이하</w:t>
             </w:r>
           </w:p>
         </w:tc>
@@ -143,7 +181,7 @@
               <w:rPr>
                 <w:b/>
               </w:rPr>
-              <w:t>20~60명 (중규모)</w:t>
+              <w:t>20~60명</w:t>
             </w:r>
           </w:p>
         </w:tc>
@@ -156,7 +194,7 @@
               <w:rPr>
                 <w:b/>
               </w:rPr>
-              <w:t>60명 이상 (대규모)</w:t>
+              <w:t>60명 이상</w:t>
             </w:r>
           </w:p>
         </w:tc>
@@ -169,7 +207,7 @@
           <w:p>
             <w:r>
               <w:rPr>
-                <w:b/>
+                <w:b w:val="0"/>
               </w:rPr>
               <w:t>장소 형태</w:t>
             </w:r>
@@ -184,7 +222,7 @@
               <w:rPr>
                 <w:b w:val="0"/>
               </w:rPr>
-              <w:t>교회 교육관 또는 펜션 대관</w:t>
+              <w:t>교회 내 숙박, 가까운 소규모 숙소</w:t>
             </w:r>
           </w:p>
         </w:tc>
@@ -197,7 +235,7 @@
               <w:rPr>
                 <w:b w:val="0"/>
               </w:rPr>
-              <w:t>전문 수련회 시설(유스호스텔 등)</w:t>
+              <w:t>단체 숙소, 수련시설의 독립 공간</w:t>
             </w:r>
           </w:p>
         </w:tc>
@@ -210,7 +248,7 @@
               <w:rPr>
                 <w:b w:val="0"/>
               </w:rPr>
-              <w:t>대형 수련회 시설(강당/숙소 분리)</w:t>
+              <w:t>대형 수련시설, 연합수련회</w:t>
             </w:r>
           </w:p>
         </w:tc>
@@ -223,7 +261,7 @@
           <w:p>
             <w:r>
               <w:rPr>
-                <w:b/>
+                <w:b w:val="0"/>
               </w:rPr>
               <w:t>교사 비율</w:t>
             </w:r>
@@ -238,7 +276,7 @@
               <w:rPr>
                 <w:b w:val="0"/>
               </w:rPr>
-              <w:t>1:3~4 (밀착 관리)</w:t>
+              <w:t>학생 4~5명당 교사 1명 배치 목표</w:t>
             </w:r>
           </w:p>
         </w:tc>
@@ -251,7 +289,7 @@
               <w:rPr>
                 <w:b w:val="0"/>
               </w:rPr>
-              <w:t>1:5~7 (그룹별 관리)</w:t>
+              <w:t>학생 5~6명당 교사 1명 배치 목표</w:t>
             </w:r>
           </w:p>
         </w:tc>
@@ -264,7 +302,7 @@
               <w:rPr>
                 <w:b w:val="0"/>
               </w:rPr>
-              <w:t>1:8~10 (팀별 시스템 관리)</w:t>
+              <w:t>학생 5~6명당 교사 1명과 운영팀 별도 배치 목표</w:t>
             </w:r>
           </w:p>
         </w:tc>
@@ -277,7 +315,1319 @@
           <w:p>
             <w:r>
               <w:rPr>
+                <w:b w:val="0"/>
+              </w:rPr>
+              <w:t>프로그램 구성</w:t>
+            </w:r>
+          </w:p>
+        </w:tc>
+        <w:tc>
+          <w:tcPr>
+            <w:tcW w:type="dxa" w:w="2160"/>
+          </w:tcPr>
+          <w:p>
+            <w:r>
+              <w:rPr>
+                <w:b w:val="0"/>
+              </w:rPr>
+              <w:t>말씀 나눔·공동 식사·협동활동 중심</w:t>
+            </w:r>
+          </w:p>
+        </w:tc>
+        <w:tc>
+          <w:tcPr>
+            <w:tcW w:type="dxa" w:w="2160"/>
+          </w:tcPr>
+          <w:p>
+            <w:r>
+              <w:rPr>
+                <w:b w:val="0"/>
+              </w:rPr>
+              <w:t>전체 예배·조별 나눔·선택활동 병행</w:t>
+            </w:r>
+          </w:p>
+        </w:tc>
+        <w:tc>
+          <w:tcPr>
+            <w:tcW w:type="dxa" w:w="2160"/>
+          </w:tcPr>
+          <w:p>
+            <w:r>
+              <w:rPr>
+                <w:b w:val="0"/>
+              </w:rPr>
+              <w:t>전체 집회·소그룹·순환활동, 조별 이동</w:t>
+            </w:r>
+          </w:p>
+        </w:tc>
+      </w:tr>
+      <w:tr>
+        <w:tc>
+          <w:tcPr>
+            <w:tcW w:type="dxa" w:w="2160"/>
+          </w:tcPr>
+          <w:p>
+            <w:r>
+              <w:rPr>
+                <w:b w:val="0"/>
+              </w:rPr>
+              <w:t>예산 범위</w:t>
+            </w:r>
+          </w:p>
+        </w:tc>
+        <w:tc>
+          <w:tcPr>
+            <w:tcW w:type="dxa" w:w="2160"/>
+          </w:tcPr>
+          <w:p>
+            <w:r>
+              <w:rPr>
+                <w:b w:val="0"/>
+              </w:rPr>
+              <w:t>1인 5만~10만 원</w:t>
+            </w:r>
+          </w:p>
+        </w:tc>
+        <w:tc>
+          <w:tcPr>
+            <w:tcW w:type="dxa" w:w="2160"/>
+          </w:tcPr>
+          <w:p>
+            <w:r>
+              <w:rPr>
+                <w:b w:val="0"/>
+              </w:rPr>
+              <w:t>1인 8만~15만 원</w:t>
+            </w:r>
+          </w:p>
+        </w:tc>
+        <w:tc>
+          <w:tcPr>
+            <w:tcW w:type="dxa" w:w="2160"/>
+          </w:tcPr>
+          <w:p>
+            <w:r>
+              <w:rPr>
+                <w:b w:val="0"/>
+              </w:rPr>
+              <w:t>1인 10만~18만 원</w:t>
+            </w:r>
+          </w:p>
+        </w:tc>
+      </w:tr>
+      <w:tr>
+        <w:tc>
+          <w:tcPr>
+            <w:tcW w:type="dxa" w:w="2160"/>
+          </w:tcPr>
+          <w:p>
+            <w:r>
+              <w:rPr>
+                <w:b w:val="0"/>
+              </w:rPr>
+              <w:t>차량</w:t>
+            </w:r>
+          </w:p>
+        </w:tc>
+        <w:tc>
+          <w:tcPr>
+            <w:tcW w:type="dxa" w:w="2160"/>
+          </w:tcPr>
+          <w:p>
+            <w:r>
+              <w:rPr>
+                <w:b w:val="0"/>
+              </w:rPr>
+              <w:t>보호자 협조 차량 또는 소형 임차 차량</w:t>
+            </w:r>
+          </w:p>
+        </w:tc>
+        <w:tc>
+          <w:tcPr>
+            <w:tcW w:type="dxa" w:w="2160"/>
+          </w:tcPr>
+          <w:p>
+            <w:r>
+              <w:rPr>
+                <w:b w:val="0"/>
+              </w:rPr>
+              <w:t>전세버스 중심, 승하차 명단 관리</w:t>
+            </w:r>
+          </w:p>
+        </w:tc>
+        <w:tc>
+          <w:tcPr>
+            <w:tcW w:type="dxa" w:w="2160"/>
+          </w:tcPr>
+          <w:p>
+            <w:r>
+              <w:rPr>
+                <w:b w:val="0"/>
+              </w:rPr>
+              <w:t>전세버스 여러 대, 차량별 인솔자·명단 지정</w:t>
+            </w:r>
+          </w:p>
+        </w:tc>
+      </w:tr>
+      <w:tr>
+        <w:tc>
+          <w:tcPr>
+            <w:tcW w:type="dxa" w:w="2160"/>
+          </w:tcPr>
+          <w:p>
+            <w:r>
+              <w:rPr>
+                <w:b w:val="0"/>
+              </w:rPr>
+              <w:t>식사</w:t>
+            </w:r>
+          </w:p>
+        </w:tc>
+        <w:tc>
+          <w:tcPr>
+            <w:tcW w:type="dxa" w:w="2160"/>
+          </w:tcPr>
+          <w:p>
+            <w:r>
+              <w:rPr>
+                <w:b w:val="0"/>
+              </w:rPr>
+              <w:t>교회 조리팀 또는 도시락·주문식</w:t>
+            </w:r>
+          </w:p>
+        </w:tc>
+        <w:tc>
+          <w:tcPr>
+            <w:tcW w:type="dxa" w:w="2160"/>
+          </w:tcPr>
+          <w:p>
+            <w:r>
+              <w:rPr>
+                <w:b w:val="0"/>
+              </w:rPr>
+              <w:t>숙소 단체급식 우선, 간식 별도</w:t>
+            </w:r>
+          </w:p>
+        </w:tc>
+        <w:tc>
+          <w:tcPr>
+            <w:tcW w:type="dxa" w:w="2160"/>
+          </w:tcPr>
+          <w:p>
+            <w:r>
+              <w:rPr>
+                <w:b w:val="0"/>
+              </w:rPr>
+              <w:t>시설 급식 우선, 조별 배식 시간 조정</w:t>
+            </w:r>
+          </w:p>
+        </w:tc>
+      </w:tr>
+      <w:tr>
+        <w:tc>
+          <w:tcPr>
+            <w:tcW w:type="dxa" w:w="2160"/>
+          </w:tcPr>
+          <w:p>
+            <w:r>
+              <w:rPr>
+                <w:b w:val="0"/>
+              </w:rPr>
+              <w:t>안전 인력</w:t>
+            </w:r>
+          </w:p>
+        </w:tc>
+        <w:tc>
+          <w:tcPr>
+            <w:tcW w:type="dxa" w:w="2160"/>
+          </w:tcPr>
+          <w:p>
+            <w:r>
+              <w:rPr>
+                <w:b w:val="0"/>
+              </w:rPr>
+              <w:t>안전 담당·응급 대응 담당 지정, 활동 인솔과 겸임 가능</w:t>
+            </w:r>
+          </w:p>
+        </w:tc>
+        <w:tc>
+          <w:tcPr>
+            <w:tcW w:type="dxa" w:w="2160"/>
+          </w:tcPr>
+          <w:p>
+            <w:r>
+              <w:rPr>
+                <w:b w:val="0"/>
+              </w:rPr>
+              <w:t>안전·응급 대응 담당과 이동 인솔자 구분</w:t>
+            </w:r>
+          </w:p>
+        </w:tc>
+        <w:tc>
+          <w:tcPr>
+            <w:tcW w:type="dxa" w:w="2160"/>
+          </w:tcPr>
+          <w:p>
+            <w:r>
+              <w:rPr>
+                <w:b w:val="0"/>
+              </w:rPr>
+              <w:t>안전 총괄·구역 담당·응급 대응 담당 구분</w:t>
+            </w:r>
+          </w:p>
+        </w:tc>
+      </w:tr>
+      <w:tr>
+        <w:tc>
+          <w:tcPr>
+            <w:tcW w:type="dxa" w:w="2160"/>
+          </w:tcPr>
+          <w:p>
+            <w:r>
+              <w:rPr>
+                <w:b w:val="0"/>
+              </w:rPr>
+              <w:t>준비 기간</w:t>
+            </w:r>
+          </w:p>
+        </w:tc>
+        <w:tc>
+          <w:tcPr>
+            <w:tcW w:type="dxa" w:w="2160"/>
+          </w:tcPr>
+          <w:p>
+            <w:r>
+              <w:rPr>
+                <w:b w:val="0"/>
+              </w:rPr>
+              <w:t>4~6주 전 시작</w:t>
+            </w:r>
+          </w:p>
+        </w:tc>
+        <w:tc>
+          <w:tcPr>
+            <w:tcW w:type="dxa" w:w="2160"/>
+          </w:tcPr>
+          <w:p>
+            <w:r>
+              <w:rPr>
+                <w:b w:val="0"/>
+              </w:rPr>
+              <w:t>6~8주 전 시작</w:t>
+            </w:r>
+          </w:p>
+        </w:tc>
+        <w:tc>
+          <w:tcPr>
+            <w:tcW w:type="dxa" w:w="2160"/>
+          </w:tcPr>
+          <w:p>
+            <w:r>
+              <w:rPr>
+                <w:b w:val="0"/>
+              </w:rPr>
+              <w:t>8~12주 전 시작</w:t>
+            </w:r>
+          </w:p>
+        </w:tc>
+      </w:tr>
+    </w:tbl>
+    <w:p/>
+    <w:p>
+      <w:r>
+        <w:rPr>
+          <w:b w:val="0"/>
+        </w:rPr>
+        <w:t>※ 교사 비율은 운영상 제안이며 법정 기준이 아니다. 물놀이·야외활동은 전문 안전 인력과 시설별 기준을 별도 확인한다. 예산에는 숙박·식사·교통·프로그램·보험·예비비를 반영하며, 성수기·거리·시설에 따라 달라진다.</w:t>
+      </w:r>
+    </w:p>
+    <w:p>
+      <w:pPr>
+        <w:pStyle w:val="Heading2"/>
+      </w:pPr>
+      <w:r>
+        <w:rPr>
+          <w:b w:val="0"/>
+        </w:rPr>
+        <w:t>공통 확인표</w:t>
+      </w:r>
+    </w:p>
+    <w:tbl>
+      <w:tblPr>
+        <w:tblStyle w:val="TableGrid"/>
+        <w:tblW w:type="auto" w:w="0"/>
+        <w:tblLook w:firstColumn="1" w:firstRow="1" w:lastColumn="0" w:lastRow="0" w:noHBand="0" w:noVBand="1" w:val="04A0"/>
+      </w:tblPr>
+      <w:tblGrid>
+        <w:gridCol w:w="2880"/>
+        <w:gridCol w:w="2880"/>
+        <w:gridCol w:w="2880"/>
+      </w:tblGrid>
+      <w:tr>
+        <w:tc>
+          <w:tcPr>
+            <w:tcW w:type="dxa" w:w="2880"/>
+          </w:tcPr>
+          <w:p>
+            <w:r>
+              <w:rPr>
                 <w:b/>
+              </w:rPr>
+              <w:t>확인 항목</w:t>
+            </w:r>
+          </w:p>
+        </w:tc>
+        <w:tc>
+          <w:tcPr>
+            <w:tcW w:type="dxa" w:w="2880"/>
+          </w:tcPr>
+          <w:p>
+            <w:r>
+              <w:rPr>
+                <w:b/>
+              </w:rPr>
+              <w:t>기록</w:t>
+            </w:r>
+          </w:p>
+        </w:tc>
+        <w:tc>
+          <w:tcPr>
+            <w:tcW w:type="dxa" w:w="2880"/>
+          </w:tcPr>
+          <w:p>
+            <w:r>
+              <w:rPr>
+                <w:b/>
+              </w:rPr>
+              <w:t>확인</w:t>
+            </w:r>
+          </w:p>
+        </w:tc>
+      </w:tr>
+      <w:tr>
+        <w:tc>
+          <w:tcPr>
+            <w:tcW w:type="dxa" w:w="2880"/>
+          </w:tcPr>
+          <w:p>
+            <w:r>
+              <w:rPr>
+                <w:b w:val="0"/>
+              </w:rPr>
+              <w:t>참가 신청 및 보호자 동의</w:t>
+            </w:r>
+          </w:p>
+        </w:tc>
+        <w:tc>
+          <w:tcPr>
+            <w:tcW w:type="dxa" w:w="2880"/>
+          </w:tcPr>
+          <w:p>
+            <w:r>
+              <w:rPr>
+                <w:b w:val="0"/>
+              </w:rPr>
+              <w:t>마감일 ________ / 담당 ________</w:t>
+            </w:r>
+          </w:p>
+        </w:tc>
+        <w:tc>
+          <w:tcPr>
+            <w:tcW w:type="dxa" w:w="2880"/>
+          </w:tcPr>
+          <w:p>
+            <w:r>
+              <w:rPr>
+                <w:b w:val="0"/>
+              </w:rPr>
+              <w:t>□</w:t>
+            </w:r>
+          </w:p>
+        </w:tc>
+      </w:tr>
+      <w:tr>
+        <w:tc>
+          <w:tcPr>
+            <w:tcW w:type="dxa" w:w="2880"/>
+          </w:tcPr>
+          <w:p>
+            <w:r>
+              <w:rPr>
+                <w:b w:val="0"/>
+              </w:rPr>
+              <w:t>학생 건강 정보</w:t>
+            </w:r>
+          </w:p>
+        </w:tc>
+        <w:tc>
+          <w:tcPr>
+            <w:tcW w:type="dxa" w:w="2880"/>
+          </w:tcPr>
+          <w:p>
+            <w:r>
+              <w:rPr>
+                <w:b w:val="0"/>
+              </w:rPr>
+              <w:t>알레르기·복용약·활동 제한 확인 / 담당 ________</w:t>
+            </w:r>
+          </w:p>
+        </w:tc>
+        <w:tc>
+          <w:tcPr>
+            <w:tcW w:type="dxa" w:w="2880"/>
+          </w:tcPr>
+          <w:p>
+            <w:r>
+              <w:rPr>
+                <w:b w:val="0"/>
+              </w:rPr>
+              <w:t>□</w:t>
+            </w:r>
+          </w:p>
+        </w:tc>
+      </w:tr>
+      <w:tr>
+        <w:tc>
+          <w:tcPr>
+            <w:tcW w:type="dxa" w:w="2880"/>
+          </w:tcPr>
+          <w:p>
+            <w:r>
+              <w:rPr>
+                <w:b w:val="0"/>
+              </w:rPr>
+              <w:t>숙소 및 활동 공간</w:t>
+            </w:r>
+          </w:p>
+        </w:tc>
+        <w:tc>
+          <w:tcPr>
+            <w:tcW w:type="dxa" w:w="2880"/>
+          </w:tcPr>
+          <w:p>
+            <w:r>
+              <w:rPr>
+                <w:b w:val="0"/>
+              </w:rPr>
+              <w:t>사용 가능 인원·숙소 배치·대피로 확인</w:t>
+            </w:r>
+          </w:p>
+        </w:tc>
+        <w:tc>
+          <w:tcPr>
+            <w:tcW w:type="dxa" w:w="2880"/>
+          </w:tcPr>
+          <w:p>
+            <w:r>
+              <w:rPr>
+                <w:b w:val="0"/>
+              </w:rPr>
+              <w:t>□</w:t>
+            </w:r>
+          </w:p>
+        </w:tc>
+      </w:tr>
+      <w:tr>
+        <w:tc>
+          <w:tcPr>
+            <w:tcW w:type="dxa" w:w="2880"/>
+          </w:tcPr>
+          <w:p>
+            <w:r>
+              <w:rPr>
+                <w:b w:val="0"/>
+              </w:rPr>
+              <w:t>보험 및 계약 조건</w:t>
+            </w:r>
+          </w:p>
+        </w:tc>
+        <w:tc>
+          <w:tcPr>
+            <w:tcW w:type="dxa" w:w="2880"/>
+          </w:tcPr>
+          <w:p>
+            <w:r>
+              <w:rPr>
+                <w:b w:val="0"/>
+              </w:rPr>
+              <w:t>보장 범위·취소 및 환불 조건 확인</w:t>
+            </w:r>
+          </w:p>
+        </w:tc>
+        <w:tc>
+          <w:tcPr>
+            <w:tcW w:type="dxa" w:w="2880"/>
+          </w:tcPr>
+          <w:p>
+            <w:r>
+              <w:rPr>
+                <w:b w:val="0"/>
+              </w:rPr>
+              <w:t>□</w:t>
+            </w:r>
+          </w:p>
+        </w:tc>
+      </w:tr>
+      <w:tr>
+        <w:tc>
+          <w:tcPr>
+            <w:tcW w:type="dxa" w:w="2880"/>
+          </w:tcPr>
+          <w:p>
+            <w:r>
+              <w:rPr>
+                <w:b w:val="0"/>
+              </w:rPr>
+              <w:t>차량 및 인솔</w:t>
+            </w:r>
+          </w:p>
+        </w:tc>
+        <w:tc>
+          <w:tcPr>
+            <w:tcW w:type="dxa" w:w="2880"/>
+          </w:tcPr>
+          <w:p>
+            <w:r>
+              <w:rPr>
+                <w:b w:val="0"/>
+              </w:rPr>
+              <w:t>운전자·보험·좌석별 안전띠·승하차 명단 확인</w:t>
+            </w:r>
+          </w:p>
+        </w:tc>
+        <w:tc>
+          <w:tcPr>
+            <w:tcW w:type="dxa" w:w="2880"/>
+          </w:tcPr>
+          <w:p>
+            <w:r>
+              <w:rPr>
+                <w:b w:val="0"/>
+              </w:rPr>
+              <w:t>□</w:t>
+            </w:r>
+          </w:p>
+        </w:tc>
+      </w:tr>
+      <w:tr>
+        <w:tc>
+          <w:tcPr>
+            <w:tcW w:type="dxa" w:w="2880"/>
+          </w:tcPr>
+          <w:p>
+            <w:r>
+              <w:rPr>
+                <w:b w:val="0"/>
+              </w:rPr>
+              <w:t>식사 및 식수</w:t>
+            </w:r>
+          </w:p>
+        </w:tc>
+        <w:tc>
+          <w:tcPr>
+            <w:tcW w:type="dxa" w:w="2880"/>
+          </w:tcPr>
+          <w:p>
+            <w:r>
+              <w:rPr>
+                <w:b w:val="0"/>
+              </w:rPr>
+              <w:t>알레르기 대체식·보관 방법·식수 확보</w:t>
+            </w:r>
+          </w:p>
+        </w:tc>
+        <w:tc>
+          <w:tcPr>
+            <w:tcW w:type="dxa" w:w="2880"/>
+          </w:tcPr>
+          <w:p>
+            <w:r>
+              <w:rPr>
+                <w:b w:val="0"/>
+              </w:rPr>
+              <w:t>□</w:t>
+            </w:r>
+          </w:p>
+        </w:tc>
+      </w:tr>
+      <w:tr>
+        <w:tc>
+          <w:tcPr>
+            <w:tcW w:type="dxa" w:w="2880"/>
+          </w:tcPr>
+          <w:p>
+            <w:r>
+              <w:rPr>
+                <w:b w:val="0"/>
+              </w:rPr>
+              <w:t>비상 대응</w:t>
+            </w:r>
+          </w:p>
+        </w:tc>
+        <w:tc>
+          <w:tcPr>
+            <w:tcW w:type="dxa" w:w="2880"/>
+          </w:tcPr>
+          <w:p>
+            <w:r>
+              <w:rPr>
+                <w:b w:val="0"/>
+              </w:rPr>
+              <w:t>가까운 응급의료기관 ________ / 이동 담당 ________</w:t>
+            </w:r>
+          </w:p>
+        </w:tc>
+        <w:tc>
+          <w:tcPr>
+            <w:tcW w:type="dxa" w:w="2880"/>
+          </w:tcPr>
+          <w:p>
+            <w:r>
+              <w:rPr>
+                <w:b w:val="0"/>
+              </w:rPr>
+              <w:t>□</w:t>
+            </w:r>
+          </w:p>
+        </w:tc>
+      </w:tr>
+      <w:tr>
+        <w:tc>
+          <w:tcPr>
+            <w:tcW w:type="dxa" w:w="2880"/>
+          </w:tcPr>
+          <w:p>
+            <w:r>
+              <w:rPr>
+                <w:b w:val="0"/>
+              </w:rPr>
+              <w:t>학생 보호</w:t>
+            </w:r>
+          </w:p>
+        </w:tc>
+        <w:tc>
+          <w:tcPr>
+            <w:tcW w:type="dxa" w:w="2880"/>
+          </w:tcPr>
+          <w:p>
+            <w:r>
+              <w:rPr>
+                <w:b w:val="0"/>
+              </w:rPr>
+              <w:t>단독 대면 지양·생활 공간 출입 수칙·야간 순찰 확인</w:t>
+            </w:r>
+          </w:p>
+        </w:tc>
+        <w:tc>
+          <w:tcPr>
+            <w:tcW w:type="dxa" w:w="2880"/>
+          </w:tcPr>
+          <w:p>
+            <w:r>
+              <w:rPr>
+                <w:b w:val="0"/>
+              </w:rPr>
+              <w:t>□</w:t>
+            </w:r>
+          </w:p>
+        </w:tc>
+      </w:tr>
+      <w:tr>
+        <w:tc>
+          <w:tcPr>
+            <w:tcW w:type="dxa" w:w="2880"/>
+          </w:tcPr>
+          <w:p>
+            <w:r>
+              <w:rPr>
+                <w:b w:val="0"/>
+              </w:rPr>
+              <w:t>기상 악화 대응</w:t>
+            </w:r>
+          </w:p>
+        </w:tc>
+        <w:tc>
+          <w:tcPr>
+            <w:tcW w:type="dxa" w:w="2880"/>
+          </w:tcPr>
+          <w:p>
+            <w:r>
+              <w:rPr>
+                <w:b w:val="0"/>
+              </w:rPr>
+              <w:t>실내 대체활동 ________ / 취소 판단 담당 ________</w:t>
+            </w:r>
+          </w:p>
+        </w:tc>
+        <w:tc>
+          <w:tcPr>
+            <w:tcW w:type="dxa" w:w="2880"/>
+          </w:tcPr>
+          <w:p>
+            <w:r>
+              <w:rPr>
+                <w:b w:val="0"/>
+              </w:rPr>
+              <w:t>□</w:t>
+            </w:r>
+          </w:p>
+        </w:tc>
+      </w:tr>
+      <w:tr>
+        <w:tc>
+          <w:tcPr>
+            <w:tcW w:type="dxa" w:w="2880"/>
+          </w:tcPr>
+          <w:p>
+            <w:r>
+              <w:rPr>
+                <w:b w:val="0"/>
+              </w:rPr>
+              <w:t>사진 및 개인정보</w:t>
+            </w:r>
+          </w:p>
+        </w:tc>
+        <w:tc>
+          <w:tcPr>
+            <w:tcW w:type="dxa" w:w="2880"/>
+          </w:tcPr>
+          <w:p>
+            <w:r>
+              <w:rPr>
+                <w:b w:val="0"/>
+              </w:rPr>
+              <w:t>촬영·공유 동의, 명단 보관·폐기일 확인</w:t>
+            </w:r>
+          </w:p>
+        </w:tc>
+        <w:tc>
+          <w:tcPr>
+            <w:tcW w:type="dxa" w:w="2880"/>
+          </w:tcPr>
+          <w:p>
+            <w:r>
+              <w:rPr>
+                <w:b w:val="0"/>
+              </w:rPr>
+              <w:t>□</w:t>
+            </w:r>
+          </w:p>
+        </w:tc>
+      </w:tr>
+    </w:tbl>
+    <w:p/>
+    <w:p>
+      <w:pPr>
+        <w:pStyle w:val="Heading2"/>
+      </w:pPr>
+      <w:r>
+        <w:rPr>
+          <w:b w:val="0"/>
+        </w:rPr>
+        <w:t>규모별 체크리스트</w:t>
+      </w:r>
+    </w:p>
+    <w:p>
+      <w:pPr>
+        <w:pStyle w:val="Heading3"/>
+      </w:pPr>
+      <w:r>
+        <w:rPr>
+          <w:b w:val="0"/>
+        </w:rPr>
+        <w:t>1) 20명 이하</w:t>
+      </w:r>
+    </w:p>
+    <w:p>
+      <w:pPr>
+        <w:pStyle w:val="ListBullet"/>
+      </w:pPr>
+      <w:r>
+        <w:rPr>
+          <w:b w:val="0"/>
+        </w:rPr>
+        <w:t>[ ] 교회 숙박과 외부 숙소의 비용·안전·교사 부담을 비교했다.</w:t>
+      </w:r>
+    </w:p>
+    <w:p>
+      <w:pPr>
+        <w:pStyle w:val="ListBullet"/>
+      </w:pPr>
+      <w:r>
+        <w:rPr>
+          <w:b w:val="0"/>
+        </w:rPr>
+        <w:t>[ ] 교사가 부족하면 당일형 또는 연합수련회로 조정했다.</w:t>
+      </w:r>
+    </w:p>
+    <w:p>
+      <w:pPr>
+        <w:pStyle w:val="ListBullet"/>
+      </w:pPr>
+      <w:r>
+        <w:rPr>
+          <w:b w:val="0"/>
+        </w:rPr>
+        <w:t>[ ] 식사 준비 중에도 학생을 돌볼 교사를 확보했다.</w:t>
+      </w:r>
+    </w:p>
+    <w:p>
+      <w:pPr>
+        <w:pStyle w:val="ListBullet"/>
+      </w:pPr>
+      <w:r>
+        <w:rPr>
+          <w:b w:val="0"/>
+        </w:rPr>
+        <w:t>[ ] 차량별 탑승자와 출발·도착 확인 담당을 정했다.</w:t>
+      </w:r>
+    </w:p>
+    <w:p>
+      <w:pPr>
+        <w:pStyle w:val="ListBullet"/>
+      </w:pPr>
+      <w:r>
+        <w:rPr>
+          <w:b w:val="0"/>
+        </w:rPr>
+        <w:t>[ ] 교사와 학생의 성별을 고려해 숙소·세면 공간을 배치했다.</w:t>
+      </w:r>
+    </w:p>
+    <w:p>
+      <w:pPr>
+        <w:pStyle w:val="ListBullet"/>
+      </w:pPr>
+      <w:r>
+        <w:rPr>
+          <w:b w:val="0"/>
+        </w:rPr>
+        <w:t>[ ] 프로그램을 말씀·관계·쉼 중심으로 간결하게 정했다.</w:t>
+      </w:r>
+    </w:p>
+    <w:p>
+      <w:pPr>
+        <w:pStyle w:val="Heading3"/>
+      </w:pPr>
+      <w:r>
+        <w:rPr>
+          <w:b w:val="0"/>
+        </w:rPr>
+        <w:t>2) 20~60명</w:t>
+      </w:r>
+    </w:p>
+    <w:p>
+      <w:pPr>
+        <w:pStyle w:val="ListBullet"/>
+      </w:pPr>
+      <w:r>
+        <w:rPr>
+          <w:b w:val="0"/>
+        </w:rPr>
+        <w:t>[ ] 조 편성과 조별 담당 교사를 미리 정했다.</w:t>
+      </w:r>
+    </w:p>
+    <w:p>
+      <w:pPr>
+        <w:pStyle w:val="ListBullet"/>
+      </w:pPr>
+      <w:r>
+        <w:rPr>
+          <w:b w:val="0"/>
+        </w:rPr>
+        <w:t>[ ] 진행·회계·급식·안전 담당의 역할을 나누었다.</w:t>
+      </w:r>
+    </w:p>
+    <w:p>
+      <w:pPr>
+        <w:pStyle w:val="ListBullet"/>
+      </w:pPr>
+      <w:r>
+        <w:rPr>
+          <w:b w:val="0"/>
+        </w:rPr>
+        <w:t>[ ] 조별 나눔 자료와 진행 순서를 교사에게 공유했다.</w:t>
+      </w:r>
+    </w:p>
+    <w:p>
+      <w:pPr>
+        <w:pStyle w:val="ListBullet"/>
+      </w:pPr>
+      <w:r>
+        <w:rPr>
+          <w:b w:val="0"/>
+        </w:rPr>
+        <w:t>[ ] 예배·활동·식사 사이에 이동과 인원 확인 시간을 넣었다.</w:t>
+      </w:r>
+    </w:p>
+    <w:p>
+      <w:pPr>
+        <w:pStyle w:val="ListBullet"/>
+      </w:pPr>
+      <w:r>
+        <w:rPr>
+          <w:b w:val="0"/>
+        </w:rPr>
+        <w:t>[ ] 버스 좌석 수와 전체 참가자 수를 대조했다.</w:t>
+      </w:r>
+    </w:p>
+    <w:p>
+      <w:pPr>
+        <w:pStyle w:val="ListBullet"/>
+      </w:pPr>
+      <w:r>
+        <w:rPr>
+          <w:b w:val="0"/>
+        </w:rPr>
+        <w:t>[ ] 장소 예약금·잔금·환불 기한을 기록했다.</w:t>
+      </w:r>
+    </w:p>
+    <w:p>
+      <w:pPr>
+        <w:pStyle w:val="Heading3"/>
+      </w:pPr>
+      <w:r>
+        <w:rPr>
+          <w:b w:val="0"/>
+        </w:rPr>
+        <w:t>3) 60명 이상</w:t>
+      </w:r>
+    </w:p>
+    <w:p>
+      <w:pPr>
+        <w:pStyle w:val="ListBullet"/>
+      </w:pPr>
+      <w:r>
+        <w:rPr>
+          <w:b w:val="0"/>
+        </w:rPr>
+        <w:t>[ ] 총괄 담당과 예배·생활·차량·급식·안전 책임자를 정했다.</w:t>
+      </w:r>
+    </w:p>
+    <w:p>
+      <w:pPr>
+        <w:pStyle w:val="ListBullet"/>
+      </w:pPr>
+      <w:r>
+        <w:rPr>
+          <w:b w:val="0"/>
+        </w:rPr>
+        <w:t>[ ] 시설 수용 인원과 프로그램별 활동 가능 인원을 확인했다.</w:t>
+      </w:r>
+    </w:p>
+    <w:p>
+      <w:pPr>
+        <w:pStyle w:val="ListBullet"/>
+      </w:pPr>
+      <w:r>
+        <w:rPr>
+          <w:b w:val="0"/>
+        </w:rPr>
+        <w:t>[ ] 차량별 명단·인솔자·연락 체계를 마련했다.</w:t>
+      </w:r>
+    </w:p>
+    <w:p>
+      <w:pPr>
+        <w:pStyle w:val="ListBullet"/>
+      </w:pPr>
+      <w:r>
+        <w:rPr>
+          <w:b w:val="0"/>
+        </w:rPr>
+        <w:t>[ ] 조별 이동 경로와 식사·샤워 이용 시간을 나누었다.</w:t>
+      </w:r>
+    </w:p>
+    <w:p>
+      <w:pPr>
+        <w:pStyle w:val="ListBullet"/>
+      </w:pPr>
+      <w:r>
+        <w:rPr>
+          <w:b w:val="0"/>
+        </w:rPr>
+        <w:t>[ ] 응급 상황에서도 나머지 학생을 돌볼 인력을 확보했다.</w:t>
+      </w:r>
+    </w:p>
+    <w:p>
+      <w:pPr>
+        <w:pStyle w:val="ListBullet"/>
+      </w:pPr>
+      <w:r>
+        <w:rPr>
+          <w:b w:val="0"/>
+        </w:rPr>
+        <w:t>[ ] 학생 실종·화재·부상 발생 시 역할과 집결지를 공유했다.</w:t>
+      </w:r>
+    </w:p>
+    <w:p>
+      <w:pPr>
+        <w:pStyle w:val="ListBullet"/>
+      </w:pPr>
+      <w:r>
+        <w:rPr>
+          <w:b w:val="0"/>
+        </w:rPr>
+        <w:t>[ ] 전체 교사 사전 모임과 현장 동선 점검을 실시했다.</w:t>
+      </w:r>
+    </w:p>
+    <w:p>
+      <w:pPr>
+        <w:pStyle w:val="ListBullet"/>
+      </w:pPr>
+      <w:r>
+        <w:rPr>
+          <w:b w:val="0"/>
+        </w:rPr>
+        <w:t>[ ] 연합수련회 참여 시 주최 측과 교회의 책임 범위를 확인했다.</w:t>
+      </w:r>
+    </w:p>
+    <w:p>
+      <w:pPr>
+        <w:pStyle w:val="Heading2"/>
+      </w:pPr>
+      <w:r>
+        <w:rPr>
+          <w:b w:val="0"/>
+        </w:rPr>
+        <w:t>우리 부서 준비 결정표</w:t>
+      </w:r>
+    </w:p>
+    <w:tbl>
+      <w:tblPr>
+        <w:tblStyle w:val="TableGrid"/>
+        <w:tblW w:type="auto" w:w="0"/>
+        <w:tblLook w:firstColumn="1" w:firstRow="1" w:lastColumn="0" w:lastRow="0" w:noHBand="0" w:noVBand="1" w:val="04A0"/>
+      </w:tblPr>
+      <w:tblGrid>
+        <w:gridCol w:w="2160"/>
+        <w:gridCol w:w="2160"/>
+        <w:gridCol w:w="2160"/>
+        <w:gridCol w:w="2160"/>
+      </w:tblGrid>
+      <w:tr>
+        <w:tc>
+          <w:tcPr>
+            <w:tcW w:type="dxa" w:w="2160"/>
+          </w:tcPr>
+          <w:p>
+            <w:r>
+              <w:rPr>
+                <w:b/>
+              </w:rPr>
+              <w:t>항목</w:t>
+            </w:r>
+          </w:p>
+        </w:tc>
+        <w:tc>
+          <w:tcPr>
+            <w:tcW w:type="dxa" w:w="2160"/>
+          </w:tcPr>
+          <w:p>
+            <w:r>
+              <w:rPr>
+                <w:b/>
+              </w:rPr>
+              <w:t>결정 내용</w:t>
+            </w:r>
+          </w:p>
+        </w:tc>
+        <w:tc>
+          <w:tcPr>
+            <w:tcW w:type="dxa" w:w="2160"/>
+          </w:tcPr>
+          <w:p>
+            <w:r>
+              <w:rPr>
+                <w:b/>
+              </w:rPr>
+              <w:t>담당</w:t>
+            </w:r>
+          </w:p>
+        </w:tc>
+        <w:tc>
+          <w:tcPr>
+            <w:tcW w:type="dxa" w:w="2160"/>
+          </w:tcPr>
+          <w:p>
+            <w:r>
+              <w:rPr>
+                <w:b/>
+              </w:rPr>
+              <w:t>완료일</w:t>
+            </w:r>
+          </w:p>
+        </w:tc>
+      </w:tr>
+      <w:tr>
+        <w:tc>
+          <w:tcPr>
+            <w:tcW w:type="dxa" w:w="2160"/>
+          </w:tcPr>
+          <w:p>
+            <w:r>
+              <w:rPr>
+                <w:b w:val="0"/>
+              </w:rPr>
+              <w:t>적용 규모</w:t>
+            </w:r>
+          </w:p>
+        </w:tc>
+        <w:tc>
+          <w:tcPr>
+            <w:tcW w:type="dxa" w:w="2160"/>
+          </w:tcPr>
+          <w:p>
+            <w:r>
+              <w:rPr>
+                <w:b w:val="0"/>
+              </w:rPr>
+              <w:t>________</w:t>
+            </w:r>
+          </w:p>
+        </w:tc>
+        <w:tc>
+          <w:tcPr>
+            <w:tcW w:type="dxa" w:w="2160"/>
+          </w:tcPr>
+          <w:p>
+            <w:r>
+              <w:rPr>
+                <w:b w:val="0"/>
+              </w:rPr>
+              <w:t>________</w:t>
+            </w:r>
+          </w:p>
+        </w:tc>
+        <w:tc>
+          <w:tcPr>
+            <w:tcW w:type="dxa" w:w="2160"/>
+          </w:tcPr>
+          <w:p>
+            <w:r>
+              <w:rPr>
+                <w:b w:val="0"/>
+              </w:rPr>
+              <w:t>________</w:t>
+            </w:r>
+          </w:p>
+        </w:tc>
+      </w:tr>
+      <w:tr>
+        <w:tc>
+          <w:tcPr>
+            <w:tcW w:type="dxa" w:w="2160"/>
+          </w:tcPr>
+          <w:p>
+            <w:r>
+              <w:rPr>
+                <w:b w:val="0"/>
+              </w:rPr>
+              <w:t>장소·일정</w:t>
+            </w:r>
+          </w:p>
+        </w:tc>
+        <w:tc>
+          <w:tcPr>
+            <w:tcW w:type="dxa" w:w="2160"/>
+          </w:tcPr>
+          <w:p>
+            <w:r>
+              <w:rPr>
+                <w:b w:val="0"/>
+              </w:rPr>
+              <w:t>________</w:t>
+            </w:r>
+          </w:p>
+        </w:tc>
+        <w:tc>
+          <w:tcPr>
+            <w:tcW w:type="dxa" w:w="2160"/>
+          </w:tcPr>
+          <w:p>
+            <w:r>
+              <w:rPr>
+                <w:b w:val="0"/>
+              </w:rPr>
+              <w:t>________</w:t>
+            </w:r>
+          </w:p>
+        </w:tc>
+        <w:tc>
+          <w:tcPr>
+            <w:tcW w:type="dxa" w:w="2160"/>
+          </w:tcPr>
+          <w:p>
+            <w:r>
+              <w:rPr>
+                <w:b w:val="0"/>
+              </w:rPr>
+              <w:t>________</w:t>
+            </w:r>
+          </w:p>
+        </w:tc>
+      </w:tr>
+      <w:tr>
+        <w:tc>
+          <w:tcPr>
+            <w:tcW w:type="dxa" w:w="2160"/>
+          </w:tcPr>
+          <w:p>
+            <w:r>
+              <w:rPr>
+                <w:b w:val="0"/>
+              </w:rPr>
+              <w:t>교사·안전 인력</w:t>
+            </w:r>
+          </w:p>
+        </w:tc>
+        <w:tc>
+          <w:tcPr>
+            <w:tcW w:type="dxa" w:w="2160"/>
+          </w:tcPr>
+          <w:p>
+            <w:r>
+              <w:rPr>
+                <w:b w:val="0"/>
+              </w:rPr>
+              <w:t>________</w:t>
+            </w:r>
+          </w:p>
+        </w:tc>
+        <w:tc>
+          <w:tcPr>
+            <w:tcW w:type="dxa" w:w="2160"/>
+          </w:tcPr>
+          <w:p>
+            <w:r>
+              <w:rPr>
+                <w:b w:val="0"/>
+              </w:rPr>
+              <w:t>________</w:t>
+            </w:r>
+          </w:p>
+        </w:tc>
+        <w:tc>
+          <w:tcPr>
+            <w:tcW w:type="dxa" w:w="2160"/>
+          </w:tcPr>
+          <w:p>
+            <w:r>
+              <w:rPr>
+                <w:b w:val="0"/>
+              </w:rPr>
+              <w:t>________</w:t>
+            </w:r>
+          </w:p>
+        </w:tc>
+      </w:tr>
+      <w:tr>
+        <w:tc>
+          <w:tcPr>
+            <w:tcW w:type="dxa" w:w="2160"/>
+          </w:tcPr>
+          <w:p>
+            <w:r>
+              <w:rPr>
+                <w:b w:val="0"/>
               </w:rPr>
               <w:t>프로그램</w:t>
             </w:r>
@@ -292,7 +1642,7 @@
               <w:rPr>
                 <w:b w:val="0"/>
               </w:rPr>
-              <w:t>소그룹 나눔 및 묵상 중심</w:t>
+              <w:t>________</w:t>
             </w:r>
           </w:p>
         </w:tc>
@@ -305,7 +1655,7 @@
               <w:rPr>
                 <w:b w:val="0"/>
               </w:rPr>
-              <w:t>말씀 집회 + 선택 활동</w:t>
+              <w:t>________</w:t>
             </w:r>
           </w:p>
         </w:tc>
@@ -318,7 +1668,7 @@
               <w:rPr>
                 <w:b w:val="0"/>
               </w:rPr>
-              <w:t>대규모 찬양 집회 + 프로그램팀 운영</w:t>
+              <w:t>________</w:t>
             </w:r>
           </w:p>
         </w:tc>
@@ -331,9 +1681,9 @@
           <w:p>
             <w:r>
               <w:rPr>
-                <w:b/>
+                <w:b w:val="0"/>
               </w:rPr>
-              <w:t>예산 범위</w:t>
+              <w:t>총예산·참가비</w:t>
             </w:r>
           </w:p>
         </w:tc>
@@ -346,7 +1696,7 @@
               <w:rPr>
                 <w:b w:val="0"/>
               </w:rPr>
-              <w:t>실비 위주 (최소화)</w:t>
+              <w:t>________</w:t>
             </w:r>
           </w:p>
         </w:tc>
@@ -359,7 +1709,7 @@
               <w:rPr>
                 <w:b w:val="0"/>
               </w:rPr>
-              <w:t>시설 대관료 포함 (중간)</w:t>
+              <w:t>________</w:t>
             </w:r>
           </w:p>
         </w:tc>
@@ -372,7 +1722,7 @@
               <w:rPr>
                 <w:b w:val="0"/>
               </w:rPr>
-              <w:t>행사비 및 강사 사례비 포함 (최대)</w:t>
+              <w:t>________</w:t>
             </w:r>
           </w:p>
         </w:tc>
@@ -385,9 +1735,9 @@
           <w:p>
             <w:r>
               <w:rPr>
-                <w:b/>
+                <w:b w:val="0"/>
               </w:rPr>
-              <w:t>차량 이동</w:t>
+              <w:t>차량·식사</w:t>
             </w:r>
           </w:p>
         </w:tc>
@@ -400,7 +1750,7 @@
               <w:rPr>
                 <w:b w:val="0"/>
               </w:rPr>
-              <w:t>교사 차량 카풀 (보험 확인 필요)</w:t>
+              <w:t>________</w:t>
             </w:r>
           </w:p>
         </w:tc>
@@ -413,7 +1763,7 @@
               <w:rPr>
                 <w:b w:val="0"/>
               </w:rPr>
-              <w:t>15인승/25인승 렌트 또는 버스</w:t>
+              <w:t>________</w:t>
             </w:r>
           </w:p>
         </w:tc>
@@ -426,7 +1776,7 @@
               <w:rPr>
                 <w:b w:val="0"/>
               </w:rPr>
-              <w:t>대형 버스 2대 이상 대절</w:t>
+              <w:t>________</w:t>
             </w:r>
           </w:p>
         </w:tc>
@@ -439,9 +1789,9 @@
           <w:p>
             <w:r>
               <w:rPr>
-                <w:b/>
+                <w:b w:val="0"/>
               </w:rPr>
-              <w:t>식사 방식</w:t>
+              <w:t>신청·동의서 마감</w:t>
             </w:r>
           </w:p>
         </w:tc>
@@ -454,7 +1804,7 @@
               <w:rPr>
                 <w:b w:val="0"/>
               </w:rPr>
-              <w:t>직접 조리 또는 근처 식당</w:t>
+              <w:t>________</w:t>
             </w:r>
           </w:p>
         </w:tc>
@@ -467,7 +1817,7 @@
               <w:rPr>
                 <w:b w:val="0"/>
               </w:rPr>
-              <w:t>시설 내 급식 또는 출장 뷔페</w:t>
+              <w:t>________</w:t>
             </w:r>
           </w:p>
         </w:tc>
@@ -480,711 +1830,13 @@
               <w:rPr>
                 <w:b w:val="0"/>
               </w:rPr>
-              <w:t>대형 식당 계약 또는 배식 시스템</w:t>
-            </w:r>
-          </w:p>
-        </w:tc>
-      </w:tr>
-      <w:tr>
-        <w:tc>
-          <w:tcPr>
-            <w:tcW w:type="dxa" w:w="2160"/>
-          </w:tcPr>
-          <w:p>
-            <w:r>
-              <w:rPr>
-                <w:b/>
-              </w:rPr>
-              <w:t>안전 인력</w:t>
-            </w:r>
-          </w:p>
-        </w:tc>
-        <w:tc>
-          <w:tcPr>
-            <w:tcW w:type="dxa" w:w="2160"/>
-          </w:tcPr>
-          <w:p>
-            <w:r>
-              <w:rPr>
-                <w:b w:val="0"/>
-              </w:rPr>
-              <w:t>교사가 전담 (응급함 비치)</w:t>
-            </w:r>
-          </w:p>
-        </w:tc>
-        <w:tc>
-          <w:tcPr>
-            <w:tcW w:type="dxa" w:w="2160"/>
-          </w:tcPr>
-          <w:p>
-            <w:r>
-              <w:rPr>
-                <w:b w:val="0"/>
-              </w:rPr>
-              <w:t>안전 담당 교사 2인 지정</w:t>
-            </w:r>
-          </w:p>
-        </w:tc>
-        <w:tc>
-          <w:tcPr>
-            <w:tcW w:type="dxa" w:w="2160"/>
-          </w:tcPr>
-          <w:p>
-            <w:r>
-              <w:rPr>
-                <w:b w:val="0"/>
-              </w:rPr>
-              <w:t>안전/의료 전담 팀 운영</w:t>
-            </w:r>
-          </w:p>
-        </w:tc>
-      </w:tr>
-      <w:tr>
-        <w:tc>
-          <w:tcPr>
-            <w:tcW w:type="dxa" w:w="2160"/>
-          </w:tcPr>
-          <w:p>
-            <w:r>
-              <w:rPr>
-                <w:b/>
-              </w:rPr>
-              <w:t>준비 기간</w:t>
-            </w:r>
-          </w:p>
-        </w:tc>
-        <w:tc>
-          <w:tcPr>
-            <w:tcW w:type="dxa" w:w="2160"/>
-          </w:tcPr>
-          <w:p>
-            <w:r>
-              <w:rPr>
-                <w:b w:val="0"/>
-              </w:rPr>
-              <w:t>1개월 전</w:t>
-            </w:r>
-          </w:p>
-        </w:tc>
-        <w:tc>
-          <w:tcPr>
-            <w:tcW w:type="dxa" w:w="2160"/>
-          </w:tcPr>
-          <w:p>
-            <w:r>
-              <w:rPr>
-                <w:b w:val="0"/>
-              </w:rPr>
-              <w:t>2~3개월 전</w:t>
-            </w:r>
-          </w:p>
-        </w:tc>
-        <w:tc>
-          <w:tcPr>
-            <w:tcW w:type="dxa" w:w="2160"/>
-          </w:tcPr>
-          <w:p>
-            <w:r>
-              <w:rPr>
-                <w:b w:val="0"/>
-              </w:rPr>
-              <w:t>4개월 전~</w:t>
+              <w:t>________</w:t>
             </w:r>
           </w:p>
         </w:tc>
       </w:tr>
     </w:tbl>
     <w:p/>
-    <w:p>
-      <w:pPr>
-        <w:pStyle w:val="Heading2"/>
-      </w:pPr>
-      <w:r>
-        <w:rPr>
-          <w:b w:val="0"/>
-        </w:rPr>
-        <w:t>3. 규모별 핵심 전략</w:t>
-      </w:r>
-    </w:p>
-    <w:p>
-      <w:pPr>
-        <w:pStyle w:val="Heading3"/>
-      </w:pPr>
-      <w:r>
-        <w:rPr>
-          <w:b w:val="0"/>
-        </w:rPr>
-        <w:t>A. 20명 이하 (소규모)</w:t>
-      </w:r>
-    </w:p>
-    <w:p>
-      <w:pPr>
-        <w:pStyle w:val="ListBullet"/>
-      </w:pPr>
-      <w:r>
-        <w:rPr>
-          <w:b/>
-        </w:rPr>
-        <w:t>전략:</w:t>
-      </w:r>
-      <w:r>
-        <w:rPr>
-          <w:b w:val="0"/>
-        </w:rPr>
-        <w:t xml:space="preserve"> 관계 중심의 '가족 같은 분위기'를 형성하는 것이 최우선입니다.</w:t>
-      </w:r>
-    </w:p>
-    <w:p>
-      <w:pPr>
-        <w:pStyle w:val="ListBullet"/>
-      </w:pPr>
-      <w:r>
-        <w:rPr>
-          <w:b/>
-        </w:rPr>
-        <w:t>장점:</w:t>
-      </w:r>
-      <w:r>
-        <w:rPr>
-          <w:b w:val="0"/>
-        </w:rPr>
-        <w:t xml:space="preserve"> 이동의 유연성, 비용 절감, 깊이 있는 신앙 상담 가능.</w:t>
-      </w:r>
-    </w:p>
-    <w:p>
-      <w:pPr>
-        <w:pStyle w:val="ListBullet"/>
-      </w:pPr>
-      <w:r>
-        <w:rPr>
-          <w:b/>
-        </w:rPr>
-        <w:t>체크포인트:</w:t>
-      </w:r>
-    </w:p>
-    <w:p>
-      <w:pPr>
-        <w:pStyle w:val="ListBullet"/>
-      </w:pPr>
-      <w:r>
-        <w:rPr>
-          <w:b w:val="0"/>
-        </w:rPr>
-        <w:t>( ) 장소 섭외: 교인의 별장이나 작은 기도원을 활용하여 비용 절감.</w:t>
-      </w:r>
-    </w:p>
-    <w:p>
-      <w:pPr>
-        <w:pStyle w:val="ListBullet"/>
-      </w:pPr>
-      <w:r>
-        <w:rPr>
-          <w:b w:val="0"/>
-        </w:rPr>
-        <w:t>( ) 식단: 외부 사 먹기보다는 직접 요리하여 공동체 의식 함양.</w:t>
-      </w:r>
-    </w:p>
-    <w:p>
-      <w:pPr>
-        <w:pStyle w:val="ListBullet"/>
-      </w:pPr>
-      <w:r>
-        <w:rPr>
-          <w:b w:val="0"/>
-        </w:rPr>
-        <w:t>( ) 차량: 보험 가입 여부 및 운전자 면허 확인 필수.</w:t>
-      </w:r>
-    </w:p>
-    <w:p>
-      <w:pPr>
-        <w:pStyle w:val="Heading3"/>
-      </w:pPr>
-      <w:r>
-        <w:rPr>
-          <w:b w:val="0"/>
-        </w:rPr>
-        <w:t>B. 20~60명 (중규모)</w:t>
-      </w:r>
-    </w:p>
-    <w:p>
-      <w:pPr>
-        <w:pStyle w:val="ListBullet"/>
-      </w:pPr>
-      <w:r>
-        <w:rPr>
-          <w:b/>
-        </w:rPr>
-        <w:t>전략:</w:t>
-      </w:r>
-      <w:r>
-        <w:rPr>
-          <w:b w:val="0"/>
-        </w:rPr>
-        <w:t xml:space="preserve"> 체계적인 일정을 통해 '집중력 있는 훈련'을 지향합니다.</w:t>
-      </w:r>
-    </w:p>
-    <w:p>
-      <w:pPr>
-        <w:pStyle w:val="ListBullet"/>
-      </w:pPr>
-      <w:r>
-        <w:rPr>
-          <w:b/>
-        </w:rPr>
-        <w:t>장점:</w:t>
-      </w:r>
-      <w:r>
-        <w:rPr>
-          <w:b w:val="0"/>
-        </w:rPr>
-        <w:t xml:space="preserve"> 외부 환경 전환을 통한 신앙적 몰입도 향상.</w:t>
-      </w:r>
-    </w:p>
-    <w:p>
-      <w:pPr>
-        <w:pStyle w:val="ListBullet"/>
-      </w:pPr>
-      <w:r>
-        <w:rPr>
-          <w:b/>
-        </w:rPr>
-        <w:t>체크포인트:</w:t>
-      </w:r>
-    </w:p>
-    <w:p>
-      <w:pPr>
-        <w:pStyle w:val="ListBullet"/>
-      </w:pPr>
-      <w:r>
-        <w:rPr>
-          <w:b w:val="0"/>
-        </w:rPr>
-        <w:t>( ) 강사 섭외: 외부 강사 초빙 시 사례비 및 이동 수단 사전 조율.</w:t>
-      </w:r>
-    </w:p>
-    <w:p>
-      <w:pPr>
-        <w:pStyle w:val="ListBullet"/>
-      </w:pPr>
-      <w:r>
-        <w:rPr>
-          <w:b w:val="0"/>
-        </w:rPr>
-        <w:t>( ) 프로그램: 레크리에이션 등 외부 진행자 섭외 고려 (필요 시).</w:t>
-      </w:r>
-    </w:p>
-    <w:p>
-      <w:pPr>
-        <w:pStyle w:val="ListBullet"/>
-      </w:pPr>
-      <w:r>
-        <w:rPr>
-          <w:b w:val="0"/>
-        </w:rPr>
-        <w:t>( ) 안전: 시설 자체 화재 보험 및 배상 책임 보험 가입 여부 확인 (확인 필요).</w:t>
-      </w:r>
-    </w:p>
-    <w:p>
-      <w:pPr>
-        <w:pStyle w:val="Heading3"/>
-      </w:pPr>
-      <w:r>
-        <w:rPr>
-          <w:b w:val="0"/>
-        </w:rPr>
-        <w:t>C. 60명 이상 (대규모)</w:t>
-      </w:r>
-    </w:p>
-    <w:p>
-      <w:pPr>
-        <w:pStyle w:val="ListBullet"/>
-      </w:pPr>
-      <w:r>
-        <w:rPr>
-          <w:b/>
-        </w:rPr>
-        <w:t>전략:</w:t>
-      </w:r>
-      <w:r>
-        <w:rPr>
-          <w:b w:val="0"/>
-        </w:rPr>
-        <w:t xml:space="preserve"> '시스템과 분업'을 통한 안전하고 안정적인 운영이 핵심입니다.</w:t>
-      </w:r>
-    </w:p>
-    <w:p>
-      <w:pPr>
-        <w:pStyle w:val="ListBullet"/>
-      </w:pPr>
-      <w:r>
-        <w:rPr>
-          <w:b/>
-        </w:rPr>
-        <w:t>장점:</w:t>
-      </w:r>
-      <w:r>
-        <w:rPr>
-          <w:b w:val="0"/>
-        </w:rPr>
-        <w:t xml:space="preserve"> 대규모 집회의 영적 경험 제공, 행사 전문성 확보.</w:t>
-      </w:r>
-    </w:p>
-    <w:p>
-      <w:pPr>
-        <w:pStyle w:val="ListBullet"/>
-      </w:pPr>
-      <w:r>
-        <w:rPr>
-          <w:b/>
-        </w:rPr>
-        <w:t>체크포인트:</w:t>
-      </w:r>
-    </w:p>
-    <w:p>
-      <w:pPr>
-        <w:pStyle w:val="ListBullet"/>
-      </w:pPr>
-      <w:r>
-        <w:rPr>
-          <w:b w:val="0"/>
-        </w:rPr>
-        <w:t>( ) 조직 구성: 기획팀, 찬양팀, 안전팀, 식당/관리팀으로 세분화.</w:t>
-      </w:r>
-    </w:p>
-    <w:p>
-      <w:pPr>
-        <w:pStyle w:val="ListBullet"/>
-      </w:pPr>
-      <w:r>
-        <w:rPr>
-          <w:b w:val="0"/>
-        </w:rPr>
-        <w:t>( ) 계약: 시설 사용 계약서 작성 시 위약금 규정 확인.</w:t>
-      </w:r>
-    </w:p>
-    <w:p>
-      <w:pPr>
-        <w:pStyle w:val="ListBullet"/>
-      </w:pPr>
-      <w:r>
-        <w:rPr>
-          <w:b w:val="0"/>
-        </w:rPr>
-        <w:t>( ) 인프라: 음향 장비 및 영상 장비 사전 점검 (현장 사양 확인 필요).</w:t>
-      </w:r>
-    </w:p>
-    <w:p>
-      <w:pPr>
-        <w:pStyle w:val="Heading2"/>
-      </w:pPr>
-      <w:r>
-        <w:rPr>
-          <w:b w:val="0"/>
-        </w:rPr>
-        <w:t>4. 수련회 준비 체크리스트 (공통)</w:t>
-      </w:r>
-    </w:p>
-    <w:p>
-      <w:pPr>
-        <w:pStyle w:val="Heading3"/>
-      </w:pPr>
-      <w:r>
-        <w:rPr>
-          <w:b w:val="0"/>
-        </w:rPr>
-        <w:t>[기획 및 행정 단계]</w:t>
-      </w:r>
-    </w:p>
-    <w:p>
-      <w:pPr>
-        <w:pStyle w:val="ListBullet"/>
-      </w:pPr>
-      <w:r>
-        <w:rPr>
-          <w:b w:val="0"/>
-        </w:rPr>
-        <w:t>( ) 수련회 주제 확정 및 성구 선정 (________ 장 ________ 절)</w:t>
-      </w:r>
-    </w:p>
-    <w:p>
-      <w:pPr>
-        <w:pStyle w:val="ListBullet"/>
-      </w:pPr>
-      <w:r>
-        <w:rPr>
-          <w:b w:val="0"/>
-        </w:rPr>
-        <w:t>( ) 예산안 수립 및 당회(또는 제직회) 승인</w:t>
-      </w:r>
-    </w:p>
-    <w:p>
-      <w:pPr>
-        <w:pStyle w:val="ListBullet"/>
-      </w:pPr>
-      <w:r>
-        <w:rPr>
-          <w:b w:val="0"/>
-        </w:rPr>
-        <w:t>( ) 시설 대관 계약 및 계약금 입금</w:t>
-      </w:r>
-    </w:p>
-    <w:p>
-      <w:pPr>
-        <w:pStyle w:val="ListBullet"/>
-      </w:pPr>
-      <w:r>
-        <w:rPr>
-          <w:b w:val="0"/>
-        </w:rPr>
-        <w:t>( ) 학부모 동의서 및 건강조사서 수합 (알레르기, 복용 약 확인)</w:t>
-      </w:r>
-    </w:p>
-    <w:p>
-      <w:pPr>
-        <w:pStyle w:val="ListBullet"/>
-      </w:pPr>
-      <w:r>
-        <w:rPr>
-          <w:b w:val="0"/>
-        </w:rPr>
-        <w:t>( ) 외부 강사/찬양팀 섭외 및 일정 확정</w:t>
-      </w:r>
-    </w:p>
-    <w:p>
-      <w:pPr>
-        <w:pStyle w:val="Heading3"/>
-      </w:pPr>
-      <w:r>
-        <w:rPr>
-          <w:b w:val="0"/>
-        </w:rPr>
-        <w:t>[운영 및 프로그램 단계]</w:t>
-      </w:r>
-    </w:p>
-    <w:p>
-      <w:pPr>
-        <w:pStyle w:val="ListBullet"/>
-      </w:pPr>
-      <w:r>
-        <w:rPr>
-          <w:b w:val="0"/>
-        </w:rPr>
-        <w:t>( ) 수련회 전체 시간표 확정</w:t>
-      </w:r>
-    </w:p>
-    <w:p>
-      <w:pPr>
-        <w:pStyle w:val="ListBullet"/>
-      </w:pPr>
-      <w:r>
-        <w:rPr>
-          <w:b w:val="0"/>
-        </w:rPr>
-        <w:t>( ) 소그룹 조 편성 및 조장/교사 배치</w:t>
-      </w:r>
-    </w:p>
-    <w:p>
-      <w:pPr>
-        <w:pStyle w:val="ListBullet"/>
-      </w:pPr>
-      <w:r>
-        <w:rPr>
-          <w:b w:val="0"/>
-        </w:rPr>
-        <w:t>( ) 예배 찬양 콘티 및 영상 자료 준비</w:t>
-      </w:r>
-    </w:p>
-    <w:p>
-      <w:pPr>
-        <w:pStyle w:val="ListBullet"/>
-      </w:pPr>
-      <w:r>
-        <w:rPr>
-          <w:b w:val="0"/>
-        </w:rPr>
-        <w:t>( ) 간식 및 비상약품(상비약) 구매</w:t>
-      </w:r>
-    </w:p>
-    <w:p>
-      <w:pPr>
-        <w:pStyle w:val="ListBullet"/>
-      </w:pPr>
-      <w:r>
-        <w:rPr>
-          <w:b w:val="0"/>
-        </w:rPr>
-        <w:t>( ) 수련회 등록비 안내 및 징수</w:t>
-      </w:r>
-    </w:p>
-    <w:p>
-      <w:pPr>
-        <w:pStyle w:val="Heading3"/>
-      </w:pPr>
-      <w:r>
-        <w:rPr>
-          <w:b w:val="0"/>
-        </w:rPr>
-        <w:t>[안전 및 마무리 단계]</w:t>
-      </w:r>
-    </w:p>
-    <w:p>
-      <w:pPr>
-        <w:pStyle w:val="ListBullet"/>
-      </w:pPr>
-      <w:r>
-        <w:rPr>
-          <w:b w:val="0"/>
-        </w:rPr>
-        <w:t>( ) 교회 단체 보험 가입 (여행자 보험, (확인 필요))</w:t>
-      </w:r>
-    </w:p>
-    <w:p>
-      <w:pPr>
-        <w:pStyle w:val="ListBullet"/>
-      </w:pPr>
-      <w:r>
-        <w:rPr>
-          <w:b w:val="0"/>
-        </w:rPr>
-        <w:t>( ) 차량 운행 계획 및 운전자 보험 확인</w:t>
-      </w:r>
-    </w:p>
-    <w:p>
-      <w:pPr>
-        <w:pStyle w:val="ListBullet"/>
-      </w:pPr>
-      <w:r>
-        <w:rPr>
-          <w:b w:val="0"/>
-        </w:rPr>
-        <w:t>( ) 수련회 현장 안전 점검 (소화기 위치, 비상구 등)</w:t>
-      </w:r>
-    </w:p>
-    <w:p>
-      <w:pPr>
-        <w:pStyle w:val="ListBullet"/>
-      </w:pPr>
-      <w:r>
-        <w:rPr>
-          <w:b w:val="0"/>
-        </w:rPr>
-        <w:t>( ) 사후 평가 회의 및 정산 (영수증 정리)</w:t>
-      </w:r>
-    </w:p>
-    <w:p>
-      <w:pPr>
-        <w:pStyle w:val="ListBullet"/>
-      </w:pPr>
-      <w:r>
-        <w:rPr>
-          <w:b w:val="0"/>
-        </w:rPr>
-        <w:t>( ) 결과 보고서 작성 및 당회 보고</w:t>
-      </w:r>
-    </w:p>
-    <w:p>
-      <w:pPr>
-        <w:pStyle w:val="Heading2"/>
-      </w:pPr>
-      <w:r>
-        <w:rPr>
-          <w:b w:val="0"/>
-        </w:rPr>
-        <w:t>5. 평신도 리더를 위한 조언</w:t>
-      </w:r>
-    </w:p>
-    <w:p>
-      <w:pPr>
-        <w:pStyle w:val="ListNumber"/>
-      </w:pPr>
-      <w:r>
-        <w:rPr>
-          <w:b/>
-        </w:rPr>
-        <w:t>안전은 최우선:</w:t>
-      </w:r>
-      <w:r>
-        <w:rPr>
-          <w:b w:val="0"/>
-        </w:rPr>
-        <w:t xml:space="preserve"> 어떠한 프로그램보다 '안전'이 무너지면 모든 사역이 중단됩니다. 반드시 시설의 안전 검사를 확인하고, 응급 상황 매뉴얼을 숙지하십시오.</w:t>
-      </w:r>
-    </w:p>
-    <w:p>
-      <w:pPr>
-        <w:pStyle w:val="ListNumber"/>
-      </w:pPr>
-      <w:r>
-        <w:rPr>
-          <w:b/>
-        </w:rPr>
-        <w:t>기도의 준비:</w:t>
-      </w:r>
-      <w:r>
-        <w:rPr>
-          <w:b w:val="0"/>
-        </w:rPr>
-        <w:t xml:space="preserve"> 행사 준비보다 중요한 것은 교사들의 기도회입니다. 준비 기간 중 주 1회 교사 기도회를 정례화하십시오.</w:t>
-      </w:r>
-    </w:p>
-    <w:p>
-      <w:pPr>
-        <w:pStyle w:val="ListNumber"/>
-      </w:pPr>
-      <w:r>
-        <w:rPr>
-          <w:b/>
-        </w:rPr>
-        <w:t>기록 보존:</w:t>
-      </w:r>
-      <w:r>
-        <w:rPr>
-          <w:b w:val="0"/>
-        </w:rPr>
-        <w:t xml:space="preserve"> 모든 행사는 사진과 영상으로 남겨 주보나 교회 홈페이지, SNS에 게시하여 교인들과 기쁨을 공유하십시오.</w:t>
-      </w:r>
-    </w:p>
-    <w:p>
-      <w:pPr>
-        <w:pStyle w:val="ListNumber"/>
-      </w:pPr>
-      <w:r>
-        <w:rPr>
-          <w:b/>
-        </w:rPr>
-        <w:t>말씀 중심:</w:t>
-      </w:r>
-      <w:r>
-        <w:rPr>
-          <w:b w:val="0"/>
-        </w:rPr>
-        <w:t xml:space="preserve"> 규모가 작든 크든, 우리 교단의 신학적 정체성(말씀과 성령의 조화)을 잃지 않도록 성경 공부 시간을 반드시 확보하십시오.</w:t>
-      </w:r>
-    </w:p>
-    <w:p>
-      <w:r>
-        <w:rPr>
-          <w:b w:val="0"/>
-        </w:rPr>
-        <w:t>*본 문서는 (교회명)의 형편에 맞춰 수정하여 사용하십시오.*</w:t>
-      </w:r>
-    </w:p>
-    <w:p>
-      <w:r>
-        <w:rPr>
-          <w:b w:val="0"/>
-        </w:rPr>
-        <w:t>*작성일: 20__년 ________ 월 ________ 일*</w:t>
-      </w:r>
-    </w:p>
-    <w:p>
-      <w:r>
-        <w:rPr>
-          <w:b w:val="0"/>
-        </w:rPr>
-        <w:t>*작성자: (이름) ________*</w:t>
-      </w:r>
-    </w:p>
     <w:sectPr>
       <w:pgSz w:w="12240" w:h="15840"/>
       <w:pgMar w:top="1440" w:right="1800" w:bottom="1440" w:left="1800" w:header="720" w:footer="720" w:gutter="0"/>
